--- a/ing-assistant/templates/pv-im.docx
+++ b/ing-assistant/templates/pv-im.docx
@@ -712,6 +712,7 @@
     <w:p>
       <w:pPr>
         <w:keepNext/>
+        <w:pageBreakBefore/>
         <w:spacing w:before="120" w:after="0" w:line="23" w:lineRule="atLeast"/>
         <w:jc w:val="center"/>
         <w:rPr>

--- a/ing-assistant/templates/pv-im.docx
+++ b/ing-assistant/templates/pv-im.docx
@@ -537,6 +537,34 @@
         </w:rPr>
         <w:t xml:space="preserve">Se poate trece la executarea lucrărilor de împrejmuire.</w:t>
       </w:r>
+    </w:p>
+    <w:p>
+      <w:pPr>
+        <w:spacing w:after="200" w:line="276" w:lineRule="auto"/>
+        <w:contextualSpacing/>
+        <w:rPr>
+          <w:rFonts w:ascii="Arial" w:eastAsiaTheme="minorEastAsia" w:hAnsi="Arial" w:cs="Arial"/>
+          <w:kern w:val="0"/>
+          <w:sz w:val="22"/>
+          <w:szCs w:val="22"/>
+          <w:lang w:val="ro-RO"/>
+          <w14:ligatures w14:val="none"/>
+        </w:rPr>
+      </w:pPr>
+    </w:p>
+    <w:p>
+      <w:pPr>
+        <w:spacing w:after="200" w:line="276" w:lineRule="auto"/>
+        <w:contextualSpacing/>
+        <w:rPr>
+          <w:rFonts w:ascii="Arial" w:eastAsiaTheme="minorEastAsia" w:hAnsi="Arial" w:cs="Arial"/>
+          <w:kern w:val="0"/>
+          <w:sz w:val="22"/>
+          <w:szCs w:val="22"/>
+          <w:lang w:val="ro-RO"/>
+          <w14:ligatures w14:val="none"/>
+        </w:rPr>
+      </w:pPr>
     </w:p>
     <w:p>
       <w:pPr>
@@ -684,6 +712,34 @@
     </w:p>
     <w:p>
       <w:pPr>
+        <w:keepNext/>
+        <w:tabs>
+          <w:tab w:val="left" w:pos="7365"/>
+        </w:tabs>
+        <w:spacing w:after="200" w:line="240" w:lineRule="auto"/>
+        <w:rPr>
+          <w:rFonts w:ascii="Arial" w:eastAsiaTheme="minorEastAsia" w:hAnsi="Arial" w:cs="Arial"/>
+          <w:kern w:val="0"/>
+          <w:sz w:val="22"/>
+          <w:szCs w:val="22"/>
+          <w14:ligatures w14:val="none"/>
+        </w:rPr>
+      </w:pPr>
+      <w:r>
+        <w:rPr>
+          <w:rFonts w:ascii="Arial" w:eastAsiaTheme="minorEastAsia" w:hAnsi="Arial" w:cs="Arial"/>
+          <w:kern w:val="0"/>
+          <w:sz w:val="22"/>
+          <w:szCs w:val="22"/>
+          <w14:ligatures w14:val="none"/>
+        </w:rPr>
+        <w:t xml:space="preserve">R.T.E.:                     Ing. {rte_nume}</w:t>
+        <w:tab/>
+        <w:t>……………..</w:t>
+      </w:r>
+    </w:p>
+    <w:p>
+      <w:pPr>
         <w:tabs>
           <w:tab w:val="left" w:pos="7365"/>
         </w:tabs>
@@ -1055,6 +1111,62 @@
         </w:rPr>
         <w:t xml:space="preserve">Se poate trece la execuția lucrărilor de cofrare.</w:t>
       </w:r>
+    </w:p>
+    <w:p>
+      <w:pPr>
+        <w:spacing w:after="200" w:line="276" w:lineRule="auto"/>
+        <w:contextualSpacing/>
+        <w:rPr>
+          <w:rFonts w:ascii="Arial" w:eastAsiaTheme="minorEastAsia" w:hAnsi="Arial" w:cs="Arial"/>
+          <w:kern w:val="0"/>
+          <w:sz w:val="22"/>
+          <w:szCs w:val="22"/>
+          <w:lang w:val="ro-RO"/>
+          <w14:ligatures w14:val="none"/>
+        </w:rPr>
+      </w:pPr>
+    </w:p>
+    <w:p>
+      <w:pPr>
+        <w:spacing w:after="200" w:line="276" w:lineRule="auto"/>
+        <w:contextualSpacing/>
+        <w:rPr>
+          <w:rFonts w:ascii="Arial" w:eastAsiaTheme="minorEastAsia" w:hAnsi="Arial" w:cs="Arial"/>
+          <w:kern w:val="0"/>
+          <w:sz w:val="22"/>
+          <w:szCs w:val="22"/>
+          <w:lang w:val="ro-RO"/>
+          <w14:ligatures w14:val="none"/>
+        </w:rPr>
+      </w:pPr>
+    </w:p>
+    <w:p>
+      <w:pPr>
+        <w:spacing w:after="200" w:line="276" w:lineRule="auto"/>
+        <w:contextualSpacing/>
+        <w:rPr>
+          <w:rFonts w:ascii="Arial" w:eastAsiaTheme="minorEastAsia" w:hAnsi="Arial" w:cs="Arial"/>
+          <w:kern w:val="0"/>
+          <w:sz w:val="22"/>
+          <w:szCs w:val="22"/>
+          <w:lang w:val="ro-RO"/>
+          <w14:ligatures w14:val="none"/>
+        </w:rPr>
+      </w:pPr>
+    </w:p>
+    <w:p>
+      <w:pPr>
+        <w:spacing w:after="200" w:line="276" w:lineRule="auto"/>
+        <w:contextualSpacing/>
+        <w:rPr>
+          <w:rFonts w:ascii="Arial" w:eastAsiaTheme="minorEastAsia" w:hAnsi="Arial" w:cs="Arial"/>
+          <w:kern w:val="0"/>
+          <w:sz w:val="22"/>
+          <w:szCs w:val="22"/>
+          <w:lang w:val="ro-RO"/>
+          <w14:ligatures w14:val="none"/>
+        </w:rPr>
+      </w:pPr>
     </w:p>
     <w:p>
       <w:pPr>
@@ -1174,6 +1286,7 @@
     </w:p>
     <w:p>
       <w:pPr>
+        <w:keepNext/>
         <w:tabs>
           <w:tab w:val="left" w:pos="7365"/>
         </w:tabs>
@@ -1195,6 +1308,33 @@
           <w14:ligatures w14:val="none"/>
         </w:rPr>
         <w:t xml:space="preserve">Constructor:             Ing. {constructor_reprezentant}</w:t>
+        <w:tab/>
+        <w:t>……………..</w:t>
+      </w:r>
+    </w:p>
+    <w:p>
+      <w:pPr>
+        <w:tabs>
+          <w:tab w:val="left" w:pos="7365"/>
+        </w:tabs>
+        <w:spacing w:after="200" w:line="240" w:lineRule="auto"/>
+        <w:rPr>
+          <w:rFonts w:ascii="Arial" w:eastAsiaTheme="minorEastAsia" w:hAnsi="Arial" w:cs="Arial"/>
+          <w:kern w:val="0"/>
+          <w:sz w:val="22"/>
+          <w:szCs w:val="22"/>
+          <w14:ligatures w14:val="none"/>
+        </w:rPr>
+      </w:pPr>
+      <w:r>
+        <w:rPr>
+          <w:rFonts w:ascii="Arial" w:eastAsiaTheme="minorEastAsia" w:hAnsi="Arial" w:cs="Arial"/>
+          <w:kern w:val="0"/>
+          <w:sz w:val="22"/>
+          <w:szCs w:val="22"/>
+          <w14:ligatures w14:val="none"/>
+        </w:rPr>
+        <w:t xml:space="preserve">R.T.E.:                     Ing. {rte_nume}</w:t>
         <w:tab/>
         <w:t>……………..</w:t>
       </w:r>
@@ -1545,6 +1685,62 @@
         </w:rPr>
         <w:t xml:space="preserve">Se poate trece la montarea stâlpilor metalici.</w:t>
       </w:r>
+    </w:p>
+    <w:p>
+      <w:pPr>
+        <w:spacing w:after="200" w:line="276" w:lineRule="auto"/>
+        <w:contextualSpacing/>
+        <w:rPr>
+          <w:rFonts w:ascii="Arial" w:eastAsiaTheme="minorEastAsia" w:hAnsi="Arial" w:cs="Arial"/>
+          <w:kern w:val="0"/>
+          <w:sz w:val="22"/>
+          <w:szCs w:val="22"/>
+          <w:lang w:val="ro-RO"/>
+          <w14:ligatures w14:val="none"/>
+        </w:rPr>
+      </w:pPr>
+    </w:p>
+    <w:p>
+      <w:pPr>
+        <w:spacing w:after="200" w:line="276" w:lineRule="auto"/>
+        <w:contextualSpacing/>
+        <w:rPr>
+          <w:rFonts w:ascii="Arial" w:eastAsiaTheme="minorEastAsia" w:hAnsi="Arial" w:cs="Arial"/>
+          <w:kern w:val="0"/>
+          <w:sz w:val="22"/>
+          <w:szCs w:val="22"/>
+          <w:lang w:val="ro-RO"/>
+          <w14:ligatures w14:val="none"/>
+        </w:rPr>
+      </w:pPr>
+    </w:p>
+    <w:p>
+      <w:pPr>
+        <w:spacing w:after="200" w:line="276" w:lineRule="auto"/>
+        <w:contextualSpacing/>
+        <w:rPr>
+          <w:rFonts w:ascii="Arial" w:eastAsiaTheme="minorEastAsia" w:hAnsi="Arial" w:cs="Arial"/>
+          <w:kern w:val="0"/>
+          <w:sz w:val="22"/>
+          <w:szCs w:val="22"/>
+          <w:lang w:val="ro-RO"/>
+          <w14:ligatures w14:val="none"/>
+        </w:rPr>
+      </w:pPr>
+    </w:p>
+    <w:p>
+      <w:pPr>
+        <w:spacing w:after="200" w:line="276" w:lineRule="auto"/>
+        <w:contextualSpacing/>
+        <w:rPr>
+          <w:rFonts w:ascii="Arial" w:eastAsiaTheme="minorEastAsia" w:hAnsi="Arial" w:cs="Arial"/>
+          <w:kern w:val="0"/>
+          <w:sz w:val="22"/>
+          <w:szCs w:val="22"/>
+          <w:lang w:val="ro-RO"/>
+          <w14:ligatures w14:val="none"/>
+        </w:rPr>
+      </w:pPr>
     </w:p>
     <w:p>
       <w:pPr>
@@ -1664,6 +1860,7 @@
     </w:p>
     <w:p>
       <w:pPr>
+        <w:keepNext/>
         <w:tabs>
           <w:tab w:val="left" w:pos="7365"/>
         </w:tabs>
@@ -1685,6 +1882,33 @@
           <w14:ligatures w14:val="none"/>
         </w:rPr>
         <w:t xml:space="preserve">Constructor:             Ing. {constructor_reprezentant}</w:t>
+        <w:tab/>
+        <w:t>……………..</w:t>
+      </w:r>
+    </w:p>
+    <w:p>
+      <w:pPr>
+        <w:tabs>
+          <w:tab w:val="left" w:pos="7365"/>
+        </w:tabs>
+        <w:spacing w:after="200" w:line="240" w:lineRule="auto"/>
+        <w:rPr>
+          <w:rFonts w:ascii="Arial" w:eastAsiaTheme="minorEastAsia" w:hAnsi="Arial" w:cs="Arial"/>
+          <w:kern w:val="0"/>
+          <w:sz w:val="22"/>
+          <w:szCs w:val="22"/>
+          <w14:ligatures w14:val="none"/>
+        </w:rPr>
+      </w:pPr>
+      <w:r>
+        <w:rPr>
+          <w:rFonts w:ascii="Arial" w:eastAsiaTheme="minorEastAsia" w:hAnsi="Arial" w:cs="Arial"/>
+          <w:kern w:val="0"/>
+          <w:sz w:val="22"/>
+          <w:szCs w:val="22"/>
+          <w14:ligatures w14:val="none"/>
+        </w:rPr>
+        <w:t xml:space="preserve">R.T.E.:                     Ing. {rte_nume}</w:t>
         <w:tab/>
         <w:t>……………..</w:t>
       </w:r>
@@ -2035,6 +2259,62 @@
         </w:rPr>
         <w:t xml:space="preserve">Se poate trece la recepția betonului adus pentru turnare.</w:t>
       </w:r>
+    </w:p>
+    <w:p>
+      <w:pPr>
+        <w:spacing w:after="200" w:line="276" w:lineRule="auto"/>
+        <w:contextualSpacing/>
+        <w:rPr>
+          <w:rFonts w:ascii="Arial" w:eastAsiaTheme="minorEastAsia" w:hAnsi="Arial" w:cs="Arial"/>
+          <w:kern w:val="0"/>
+          <w:sz w:val="22"/>
+          <w:szCs w:val="22"/>
+          <w:lang w:val="ro-RO"/>
+          <w14:ligatures w14:val="none"/>
+        </w:rPr>
+      </w:pPr>
+    </w:p>
+    <w:p>
+      <w:pPr>
+        <w:spacing w:after="200" w:line="276" w:lineRule="auto"/>
+        <w:contextualSpacing/>
+        <w:rPr>
+          <w:rFonts w:ascii="Arial" w:eastAsiaTheme="minorEastAsia" w:hAnsi="Arial" w:cs="Arial"/>
+          <w:kern w:val="0"/>
+          <w:sz w:val="22"/>
+          <w:szCs w:val="22"/>
+          <w:lang w:val="ro-RO"/>
+          <w14:ligatures w14:val="none"/>
+        </w:rPr>
+      </w:pPr>
+    </w:p>
+    <w:p>
+      <w:pPr>
+        <w:spacing w:after="200" w:line="276" w:lineRule="auto"/>
+        <w:contextualSpacing/>
+        <w:rPr>
+          <w:rFonts w:ascii="Arial" w:eastAsiaTheme="minorEastAsia" w:hAnsi="Arial" w:cs="Arial"/>
+          <w:kern w:val="0"/>
+          <w:sz w:val="22"/>
+          <w:szCs w:val="22"/>
+          <w:lang w:val="ro-RO"/>
+          <w14:ligatures w14:val="none"/>
+        </w:rPr>
+      </w:pPr>
+    </w:p>
+    <w:p>
+      <w:pPr>
+        <w:spacing w:after="200" w:line="276" w:lineRule="auto"/>
+        <w:contextualSpacing/>
+        <w:rPr>
+          <w:rFonts w:ascii="Arial" w:eastAsiaTheme="minorEastAsia" w:hAnsi="Arial" w:cs="Arial"/>
+          <w:kern w:val="0"/>
+          <w:sz w:val="22"/>
+          <w:szCs w:val="22"/>
+          <w:lang w:val="ro-RO"/>
+          <w14:ligatures w14:val="none"/>
+        </w:rPr>
+      </w:pPr>
     </w:p>
     <w:p>
       <w:pPr>
@@ -2154,6 +2434,7 @@
     </w:p>
     <w:p>
       <w:pPr>
+        <w:keepNext/>
         <w:tabs>
           <w:tab w:val="left" w:pos="7365"/>
         </w:tabs>
@@ -2175,6 +2456,33 @@
           <w14:ligatures w14:val="none"/>
         </w:rPr>
         <w:t xml:space="preserve">Constructor:             Ing. {constructor_reprezentant}</w:t>
+        <w:tab/>
+        <w:t>……………..</w:t>
+      </w:r>
+    </w:p>
+    <w:p>
+      <w:pPr>
+        <w:tabs>
+          <w:tab w:val="left" w:pos="7365"/>
+        </w:tabs>
+        <w:spacing w:after="200" w:line="240" w:lineRule="auto"/>
+        <w:rPr>
+          <w:rFonts w:ascii="Arial" w:eastAsiaTheme="minorEastAsia" w:hAnsi="Arial" w:cs="Arial"/>
+          <w:kern w:val="0"/>
+          <w:sz w:val="22"/>
+          <w:szCs w:val="22"/>
+          <w14:ligatures w14:val="none"/>
+        </w:rPr>
+      </w:pPr>
+      <w:r>
+        <w:rPr>
+          <w:rFonts w:ascii="Arial" w:eastAsiaTheme="minorEastAsia" w:hAnsi="Arial" w:cs="Arial"/>
+          <w:kern w:val="0"/>
+          <w:sz w:val="22"/>
+          <w:szCs w:val="22"/>
+          <w14:ligatures w14:val="none"/>
+        </w:rPr>
+        <w:t xml:space="preserve">R.T.E.:                     Ing. {rte_nume}</w:t>
         <w:tab/>
         <w:t>……………..</w:t>
       </w:r>
@@ -2525,6 +2833,62 @@
         </w:rPr>
         <w:t xml:space="preserve">Se poate trece la turnarea betonului.</w:t>
       </w:r>
+    </w:p>
+    <w:p>
+      <w:pPr>
+        <w:spacing w:after="200" w:line="276" w:lineRule="auto"/>
+        <w:contextualSpacing/>
+        <w:rPr>
+          <w:rFonts w:ascii="Arial" w:eastAsiaTheme="minorEastAsia" w:hAnsi="Arial" w:cs="Arial"/>
+          <w:kern w:val="0"/>
+          <w:sz w:val="22"/>
+          <w:szCs w:val="22"/>
+          <w:lang w:val="ro-RO"/>
+          <w14:ligatures w14:val="none"/>
+        </w:rPr>
+      </w:pPr>
+    </w:p>
+    <w:p>
+      <w:pPr>
+        <w:spacing w:after="200" w:line="276" w:lineRule="auto"/>
+        <w:contextualSpacing/>
+        <w:rPr>
+          <w:rFonts w:ascii="Arial" w:eastAsiaTheme="minorEastAsia" w:hAnsi="Arial" w:cs="Arial"/>
+          <w:kern w:val="0"/>
+          <w:sz w:val="22"/>
+          <w:szCs w:val="22"/>
+          <w:lang w:val="ro-RO"/>
+          <w14:ligatures w14:val="none"/>
+        </w:rPr>
+      </w:pPr>
+    </w:p>
+    <w:p>
+      <w:pPr>
+        <w:spacing w:after="200" w:line="276" w:lineRule="auto"/>
+        <w:contextualSpacing/>
+        <w:rPr>
+          <w:rFonts w:ascii="Arial" w:eastAsiaTheme="minorEastAsia" w:hAnsi="Arial" w:cs="Arial"/>
+          <w:kern w:val="0"/>
+          <w:sz w:val="22"/>
+          <w:szCs w:val="22"/>
+          <w:lang w:val="ro-RO"/>
+          <w14:ligatures w14:val="none"/>
+        </w:rPr>
+      </w:pPr>
+    </w:p>
+    <w:p>
+      <w:pPr>
+        <w:spacing w:after="200" w:line="276" w:lineRule="auto"/>
+        <w:contextualSpacing/>
+        <w:rPr>
+          <w:rFonts w:ascii="Arial" w:eastAsiaTheme="minorEastAsia" w:hAnsi="Arial" w:cs="Arial"/>
+          <w:kern w:val="0"/>
+          <w:sz w:val="22"/>
+          <w:szCs w:val="22"/>
+          <w:lang w:val="ro-RO"/>
+          <w14:ligatures w14:val="none"/>
+        </w:rPr>
+      </w:pPr>
     </w:p>
     <w:p>
       <w:pPr>
@@ -2644,6 +3008,7 @@
     </w:p>
     <w:p>
       <w:pPr>
+        <w:keepNext/>
         <w:tabs>
           <w:tab w:val="left" w:pos="7365"/>
         </w:tabs>
@@ -2665,6 +3030,33 @@
           <w14:ligatures w14:val="none"/>
         </w:rPr>
         <w:t xml:space="preserve">Constructor:             Ing. {constructor_reprezentant}</w:t>
+        <w:tab/>
+        <w:t>……………..</w:t>
+      </w:r>
+    </w:p>
+    <w:p>
+      <w:pPr>
+        <w:tabs>
+          <w:tab w:val="left" w:pos="7365"/>
+        </w:tabs>
+        <w:spacing w:after="200" w:line="240" w:lineRule="auto"/>
+        <w:rPr>
+          <w:rFonts w:ascii="Arial" w:eastAsiaTheme="minorEastAsia" w:hAnsi="Arial" w:cs="Arial"/>
+          <w:kern w:val="0"/>
+          <w:sz w:val="22"/>
+          <w:szCs w:val="22"/>
+          <w14:ligatures w14:val="none"/>
+        </w:rPr>
+      </w:pPr>
+      <w:r>
+        <w:rPr>
+          <w:rFonts w:ascii="Arial" w:eastAsiaTheme="minorEastAsia" w:hAnsi="Arial" w:cs="Arial"/>
+          <w:kern w:val="0"/>
+          <w:sz w:val="22"/>
+          <w:szCs w:val="22"/>
+          <w14:ligatures w14:val="none"/>
+        </w:rPr>
+        <w:t xml:space="preserve">R.T.E.:                     Ing. {rte_nume}</w:t>
         <w:tab/>
         <w:t>……………..</w:t>
       </w:r>
@@ -3015,6 +3407,62 @@
         </w:rPr>
         <w:t xml:space="preserve">Lucrarea de împrejmuire poate fi propusă pentru recepție la terminarea lucrărilor.</w:t>
       </w:r>
+    </w:p>
+    <w:p>
+      <w:pPr>
+        <w:spacing w:after="200" w:line="276" w:lineRule="auto"/>
+        <w:contextualSpacing/>
+        <w:rPr>
+          <w:rFonts w:ascii="Arial" w:eastAsiaTheme="minorEastAsia" w:hAnsi="Arial" w:cs="Arial"/>
+          <w:kern w:val="0"/>
+          <w:sz w:val="22"/>
+          <w:szCs w:val="22"/>
+          <w:lang w:val="ro-RO"/>
+          <w14:ligatures w14:val="none"/>
+        </w:rPr>
+      </w:pPr>
+    </w:p>
+    <w:p>
+      <w:pPr>
+        <w:spacing w:after="200" w:line="276" w:lineRule="auto"/>
+        <w:contextualSpacing/>
+        <w:rPr>
+          <w:rFonts w:ascii="Arial" w:eastAsiaTheme="minorEastAsia" w:hAnsi="Arial" w:cs="Arial"/>
+          <w:kern w:val="0"/>
+          <w:sz w:val="22"/>
+          <w:szCs w:val="22"/>
+          <w:lang w:val="ro-RO"/>
+          <w14:ligatures w14:val="none"/>
+        </w:rPr>
+      </w:pPr>
+    </w:p>
+    <w:p>
+      <w:pPr>
+        <w:spacing w:after="200" w:line="276" w:lineRule="auto"/>
+        <w:contextualSpacing/>
+        <w:rPr>
+          <w:rFonts w:ascii="Arial" w:eastAsiaTheme="minorEastAsia" w:hAnsi="Arial" w:cs="Arial"/>
+          <w:kern w:val="0"/>
+          <w:sz w:val="22"/>
+          <w:szCs w:val="22"/>
+          <w:lang w:val="ro-RO"/>
+          <w14:ligatures w14:val="none"/>
+        </w:rPr>
+      </w:pPr>
+    </w:p>
+    <w:p>
+      <w:pPr>
+        <w:spacing w:after="200" w:line="276" w:lineRule="auto"/>
+        <w:contextualSpacing/>
+        <w:rPr>
+          <w:rFonts w:ascii="Arial" w:eastAsiaTheme="minorEastAsia" w:hAnsi="Arial" w:cs="Arial"/>
+          <w:kern w:val="0"/>
+          <w:sz w:val="22"/>
+          <w:szCs w:val="22"/>
+          <w:lang w:val="ro-RO"/>
+          <w14:ligatures w14:val="none"/>
+        </w:rPr>
+      </w:pPr>
     </w:p>
     <w:p>
       <w:pPr>
@@ -3156,6 +3604,34 @@
           <w14:ligatures w14:val="none"/>
         </w:rPr>
         <w:t xml:space="preserve">Constructor:             Ing. {constructor_reprezentant}</w:t>
+        <w:tab/>
+        <w:t>……………..</w:t>
+      </w:r>
+    </w:p>
+    <w:p>
+      <w:pPr>
+        <w:keepNext/>
+        <w:tabs>
+          <w:tab w:val="left" w:pos="7365"/>
+        </w:tabs>
+        <w:spacing w:after="200" w:line="240" w:lineRule="auto"/>
+        <w:rPr>
+          <w:rFonts w:ascii="Arial" w:eastAsiaTheme="minorEastAsia" w:hAnsi="Arial" w:cs="Arial"/>
+          <w:kern w:val="0"/>
+          <w:sz w:val="22"/>
+          <w:szCs w:val="22"/>
+          <w14:ligatures w14:val="none"/>
+        </w:rPr>
+      </w:pPr>
+      <w:r>
+        <w:rPr>
+          <w:rFonts w:ascii="Arial" w:eastAsiaTheme="minorEastAsia" w:hAnsi="Arial" w:cs="Arial"/>
+          <w:kern w:val="0"/>
+          <w:sz w:val="22"/>
+          <w:szCs w:val="22"/>
+          <w14:ligatures w14:val="none"/>
+        </w:rPr>
+        <w:t xml:space="preserve">R.T.E.:                     Ing. {rte_nume}</w:t>
         <w:tab/>
         <w:t>……………..</w:t>
       </w:r>

--- a/ing-assistant/templates/pv-im.docx
+++ b/ing-assistant/templates/pv-im.docx
@@ -96,7 +96,7 @@
           <w:lang w:val="ro-RO"/>
           <w14:ligatures w14:val="none"/>
         </w:rPr>
-        <w:t xml:space="preserve">Nr.........Data .................</w:t>
+        <w:t xml:space="preserve">Nr. {numar_pv}      Data .................</w:t>
       </w:r>
     </w:p>
     <w:p>
@@ -845,7 +845,7 @@
           <w:lang w:val="ro-RO"/>
           <w14:ligatures w14:val="none"/>
         </w:rPr>
-        <w:t xml:space="preserve">Nr.........Data .................</w:t>
+        <w:t xml:space="preserve">Nr. {numar_pv}      Data .................</w:t>
       </w:r>
     </w:p>
     <w:p>
@@ -1419,7 +1419,7 @@
           <w:lang w:val="ro-RO"/>
           <w14:ligatures w14:val="none"/>
         </w:rPr>
-        <w:t xml:space="preserve">Nr.........Data .................</w:t>
+        <w:t xml:space="preserve">Nr. {numar_pv}      Data .................</w:t>
       </w:r>
     </w:p>
     <w:p>
@@ -1993,7 +1993,7 @@
           <w:lang w:val="ro-RO"/>
           <w14:ligatures w14:val="none"/>
         </w:rPr>
-        <w:t xml:space="preserve">Nr.........Data .................</w:t>
+        <w:t xml:space="preserve">Nr. {numar_pv}      Data .................</w:t>
       </w:r>
     </w:p>
     <w:p>
@@ -2567,7 +2567,7 @@
           <w:lang w:val="ro-RO"/>
           <w14:ligatures w14:val="none"/>
         </w:rPr>
-        <w:t xml:space="preserve">Nr.........Data .................</w:t>
+        <w:t xml:space="preserve">Nr. {numar_pv}      Data .................</w:t>
       </w:r>
     </w:p>
     <w:p>
@@ -3141,7 +3141,7 @@
           <w:lang w:val="ro-RO"/>
           <w14:ligatures w14:val="none"/>
         </w:rPr>
-        <w:t xml:space="preserve">Nr.........Data .................</w:t>
+        <w:t xml:space="preserve">Nr. {numar_pv}      Data .................</w:t>
       </w:r>
     </w:p>
     <w:p>

--- a/ing-assistant/templates/pv-im.docx
+++ b/ing-assistant/templates/pv-im.docx
@@ -96,7 +96,7 @@
           <w:lang w:val="ro-RO"/>
           <w14:ligatures w14:val="none"/>
         </w:rPr>
-        <w:t xml:space="preserve">Nr. {numar_pv}      Data .................</w:t>
+        <w:t xml:space="preserve">Nr. {numar_pv_1}      Data .................</w:t>
       </w:r>
     </w:p>
     <w:p>
@@ -845,7 +845,7 @@
           <w:lang w:val="ro-RO"/>
           <w14:ligatures w14:val="none"/>
         </w:rPr>
-        <w:t xml:space="preserve">Nr. {numar_pv}      Data .................</w:t>
+        <w:t xml:space="preserve">Nr. {numar_pv_2}      Data .................</w:t>
       </w:r>
     </w:p>
     <w:p>
@@ -1419,7 +1419,7 @@
           <w:lang w:val="ro-RO"/>
           <w14:ligatures w14:val="none"/>
         </w:rPr>
-        <w:t xml:space="preserve">Nr. {numar_pv}      Data .................</w:t>
+        <w:t xml:space="preserve">Nr. {numar_pv_3}      Data .................</w:t>
       </w:r>
     </w:p>
     <w:p>
@@ -1993,7 +1993,7 @@
           <w:lang w:val="ro-RO"/>
           <w14:ligatures w14:val="none"/>
         </w:rPr>
-        <w:t xml:space="preserve">Nr. {numar_pv}      Data .................</w:t>
+        <w:t xml:space="preserve">Nr. {numar_pv_4}      Data .................</w:t>
       </w:r>
     </w:p>
     <w:p>
@@ -2567,7 +2567,7 @@
           <w:lang w:val="ro-RO"/>
           <w14:ligatures w14:val="none"/>
         </w:rPr>
-        <w:t xml:space="preserve">Nr. {numar_pv}      Data .................</w:t>
+        <w:t xml:space="preserve">Nr. {numar_pv_5}      Data .................</w:t>
       </w:r>
     </w:p>
     <w:p>
@@ -3141,7 +3141,7 @@
           <w:lang w:val="ro-RO"/>
           <w14:ligatures w14:val="none"/>
         </w:rPr>
-        <w:t xml:space="preserve">Nr. {numar_pv}      Data .................</w:t>
+        <w:t xml:space="preserve">Nr. {numar_pv_6}      Data .................</w:t>
       </w:r>
     </w:p>
     <w:p>
